--- a/courts/fifth-circuit/louisiana/state/court-of-appeal/motion-brief/usage/OUTPUT-motion-brief.docx
+++ b/courts/fifth-circuit/louisiana/state/court-of-appeal/motion-brief/usage/OUTPUT-motion-brief.docx
@@ -1089,7 +1089,7 @@
               <w:t xml:space="preserve">504.910.1776</w:t>
             </w:r>
             <w:r>
-              <w:t xml:space="preserve"> </w:t>
+              <w:t xml:space="preserve"> ⁠</w:t>
             </w:r>
             <w:r>
               <w:t xml:space="preserve">//</w:t>
@@ -1758,7 +1758,7 @@
               <w:t xml:space="preserve">504.910.1776</w:t>
             </w:r>
             <w:r>
-              <w:t xml:space="preserve"> </w:t>
+              <w:t xml:space="preserve"> ⁠</w:t>
             </w:r>
             <w:r>
               <w:t xml:space="preserve">//</w:t>
@@ -2559,7 +2559,7 @@
               <w:t xml:space="preserve">504.910.1776</w:t>
             </w:r>
             <w:r>
-              <w:t xml:space="preserve"> </w:t>
+              <w:t xml:space="preserve"> ⁠</w:t>
             </w:r>
             <w:r>
               <w:t xml:space="preserve">//</w:t>
@@ -3699,6 +3699,33 @@
     <w:pPr>
       <w:spacing w:before="0" w:after="0" w:line="322" w:lineRule="exact"/>
       <w:ind w:left="2160" w:hanging="720"/>
+    </w:pPr>
+  </w:style>
+  <w:style w:type="paragraph" w:customStyle="1" w:styleId="XdQuoteList1">
+    <w:name w:val="Xd Quote List 1"/>
+    <w:basedOn w:val="Normal"/>
+    <w:qFormat/>
+    <w:pPr>
+      <w:spacing w:before="0" w:after="0" w:line="322" w:lineRule="exact"/>
+      <w:ind w:left="1440" w:right="720" w:hanging="720"/>
+    </w:pPr>
+  </w:style>
+  <w:style w:type="paragraph" w:customStyle="1" w:styleId="XdQuoteList2">
+    <w:name w:val="Xd Quote List 2"/>
+    <w:basedOn w:val="Normal"/>
+    <w:qFormat/>
+    <w:pPr>
+      <w:spacing w:before="0" w:after="0" w:line="322" w:lineRule="exact"/>
+      <w:ind w:left="2160" w:right="720" w:hanging="720"/>
+    </w:pPr>
+  </w:style>
+  <w:style w:type="paragraph" w:customStyle="1" w:styleId="XdQuoteList3">
+    <w:name w:val="Xd Quote List 3"/>
+    <w:basedOn w:val="Normal"/>
+    <w:qFormat/>
+    <w:pPr>
+      <w:spacing w:before="0" w:after="0" w:line="322" w:lineRule="exact"/>
+      <w:ind w:left="2880" w:right="720" w:hanging="720"/>
     </w:pPr>
   </w:style>
   <w:style w:type="paragraph" w:customStyle="1" w:styleId="SourceCode">
